--- a/docs/handover/export/BIODOT_HACCP_기능안내.docx
+++ b/docs/handover/export/BIODOT_HACCP_기능안내.docx
@@ -23,7 +23,7 @@
         <w:pStyle w:val="Date"/>
       </w:pPr>
       <w:r>
-        <w:t xml:space="preserve">작성 기준 2026-10-29 · 코드 기준 02ecacd</w:t>
+        <w:t>개정 기준 2026-10-31 · 코드 기준 main e16059c</w:t>
       </w:r>
     </w:p>
     <w:p>
@@ -627,10 +627,7 @@
               <w:jc w:val="left"/>
             </w:pPr>
             <w:r>
-              <w:rPr>
-                <w:sz w:val="18"/>
-              </w:rPr>
-              <w:t xml:space="preserve">기준정보·입고·재고 조회·수불 고치기·BOM·생산·보류·품목 삭제 (수불 담당 확인 전 초안)</w:t>
+              <w:t>기준정보·입고·재고 조회·수불 고치기·BOM 활성 버전·생산계획 전환·보류·품목 삭제</w:t>
             </w:r>
           </w:p>
         </w:tc>
@@ -679,10 +676,7 @@
               <w:jc w:val="left"/>
             </w:pPr>
             <w:r>
-              <w:rPr>
-                <w:sz w:val="18"/>
-              </w:rPr>
-              <w:t xml:space="preserve">문서 작성·결재·CCP·작성 요구·출력·생산일지, 양식별 안내(8장), 용어집(9장)</w:t>
+              <w:t>문서 작성·결재·CCP·작성 요구·출력·생산일지·양식별 안내·문서 권한·관리 설정(11장)</w:t>
             </w:r>
           </w:p>
         </w:tc>
@@ -762,10 +756,7 @@
         <w:pStyle w:val="FirstParagraph"/>
       </w:pPr>
       <w:r>
-        <w:t xml:space="preserve">주요 업무 사용 안내</w:t>
-      </w:r>
-      <w:r>
-        <w:t xml:space="preserve">의 다섯 단계를 한 줄씩 줄이고, 자세한 설명이 있는 장으로 이었습니다.</w:t>
+        <w:t>주요 업무의 순서를 한 줄씩 줄이고, 자세한 설명이 있는 장으로 이었습니다.</w:t>
       </w:r>
     </w:p>
     <w:tbl>
@@ -988,50 +979,7 @@
               <w:jc w:val="left"/>
             </w:pPr>
             <w:r>
-              <w:rPr>
-                <w:sz w:val="18"/>
-              </w:rPr>
-              <w:t xml:space="preserve">수불대장</w:t>
-            </w:r>
-            <w:r>
-              <w:rPr>
-                <w:sz w:val="18"/>
-              </w:rPr>
-              <w:t xml:space="preserve"> </w:t>
-            </w:r>
-            <w:r>
-              <w:rPr>
-                <w:bCs/>
-                <w:b/>
-                <w:sz w:val="18"/>
-              </w:rPr>
-              <w:t xml:space="preserve">[입고 등록]</w:t>
-            </w:r>
-            <w:r>
-              <w:rPr>
-                <w:sz w:val="18"/>
-              </w:rPr>
-              <w:t xml:space="preserve">(여러 건은</w:t>
-            </w:r>
-            <w:r>
-              <w:rPr>
-                <w:sz w:val="18"/>
-              </w:rPr>
-              <w:t xml:space="preserve"> </w:t>
-            </w:r>
-            <w:r>
-              <w:rPr>
-                <w:bCs/>
-                <w:b/>
-                <w:sz w:val="18"/>
-              </w:rPr>
-              <w:t xml:space="preserve">[입고 일괄 업로드]</w:t>
-            </w:r>
-            <w:r>
-              <w:rPr>
-                <w:sz w:val="18"/>
-              </w:rPr>
-              <w:t xml:space="preserve">) → LOT이 생기고 입고 서류 3종(D01·D02·D03)이 함께 만들어집니다</w:t>
+              <w:t>수불대장 [입고 등록](여러 건은 [더보기] → [입고 일괄 업로드]) → LOT이 생기고 입고 서류 3종(D01·D02·D03)이 함께 만들어집니다</w:t>
             </w:r>
           </w:p>
         </w:tc>
@@ -1212,10 +1160,7 @@
               <w:jc w:val="left"/>
             </w:pPr>
             <w:r>
-              <w:rPr>
-                <w:sz w:val="18"/>
-              </w:rPr>
-              <w:t xml:space="preserve">BOM 확인 → 계획 등록(재고 차감 없음) → 생산 시작(CCP 일지·생산일지 생성) → 실제 원료 투입(재고 차감) → 산출 → 완료</w:t>
+              <w:t>활성 BOM 확인 → 계획 등록(재고 차감 없음) → 생산 시작(CCP 일지·생산일지 생성) → 실제 원료 투입(재고 차감) → 산출 → 완료</w:t>
             </w:r>
           </w:p>
         </w:tc>
@@ -1790,53 +1735,7 @@
         <w:pStyle w:val="BlockText"/>
       </w:pPr>
       <w:r>
-        <w:rPr>
-          <w:bCs/>
-          <w:b/>
-        </w:rPr>
-        <w:t xml:space="preserve">[수불 담당 확인 전 초안]</w:t>
-      </w:r>
-      <w:r>
-        <w:t xml:space="preserve"> </w:t>
-      </w:r>
-      <w:r>
-        <w:t xml:space="preserve">화면 코드(</w:t>
-      </w:r>
-      <w:r>
-        <w:rPr>
-          <w:rStyle w:val="VerbatimChar"/>
-        </w:rPr>
-        <w:t xml:space="preserve">frontend/static/prototype/js/modules/inventory-api.js</w:t>
-      </w:r>
-      <w:r>
-        <w:t xml:space="preserve">·</w:t>
-      </w:r>
-      <w:r>
-        <w:rPr>
-          <w:rStyle w:val="VerbatimChar"/>
-        </w:rPr>
-        <w:t xml:space="preserve">production-api.js</w:t>
-      </w:r>
-      <w:r>
-        <w:t xml:space="preserve">·</w:t>
-      </w:r>
-      <w:r>
-        <w:rPr>
-          <w:rStyle w:val="VerbatimChar"/>
-        </w:rPr>
-        <w:t xml:space="preserve">bom-api.js</w:t>
-      </w:r>
-      <w:r>
-        <w:t xml:space="preserve">·</w:t>
-      </w:r>
-      <w:r>
-        <w:rPr>
-          <w:rStyle w:val="VerbatimChar"/>
-        </w:rPr>
-        <w:t xml:space="preserve">inventory-manage.js</w:t>
-      </w:r>
-      <w:r>
-        <w:t xml:space="preserve">)와 서버 코드의 문구를 근거로 문서 담당이 썼습니다. 수불 담당이 확인하기 전까지는 참고로만 봅니다.</w:t>
+        <w:t>개정 기준 2026-10-31 · main e16059c의 입고·재고·생산 화면과 서버 구현을 대조했습니다.</w:t>
       </w:r>
     </w:p>
     <w:bookmarkStart w:id="24" w:name="inv-다른-전달-자료와의-관계"/>
@@ -3021,32 +2920,7 @@
         <w:pStyle w:val="FirstParagraph"/>
       </w:pPr>
       <w:r>
-        <w:t xml:space="preserve">품목·공급처·직원(기준정보)과 운영 시작 시점의 재고(기초재고)를 넣어야 입고·생산을 할 수 있습니다.</w:t>
-      </w:r>
-      <w:r>
-        <w:t xml:space="preserve"> </w:t>
-      </w:r>
-      <w:r>
-        <w:rPr>
-          <w:bCs/>
-          <w:b/>
-        </w:rPr>
-        <w:t xml:space="preserve">화면은 없고</w:t>
-      </w:r>
-      <w:r>
-        <w:t xml:space="preserve"> </w:t>
-      </w:r>
-      <w:r>
-        <w:t xml:space="preserve">관리자가 명령으로 넣습니다. 별도 전달하는 v8 초기 DB를 사용하는 경우에는 품목·공급처·BOM이 이미 등록돼 있으므로 이 자료를 다시 등록하지 않고 실제 직원·역할을 설정합니다. 자세한 범위와 배치 절차는</w:t>
-      </w:r>
-      <w:r>
-        <w:t xml:space="preserve"> </w:t>
-      </w:r>
-      <w:r>
-        <w:t xml:space="preserve">설치 안내 — v8 기준정보 초기 DB</w:t>
-      </w:r>
-      <w:r>
-        <w:t xml:space="preserve">를 봅니다.</w:t>
+        <w:t>품목·공급처·직원(기준정보)과 운영 시작 시점의 재고(기초재고)를 준비해야 입고·생산을 할 수 있습니다. 직원은 처음 설정 또는 시스템 › 설정 → 직원 관리에서 등록하고, 문서 권한은 HACCP 관리 › 문서 권한에서 지정합니다. 품목·공급처의 일괄 등록과 기초재고 이관은 관리자가 명령·API로 처리합니다. 별도 전달하는 v8 초기 DB에는 품목·공급처·BOM이 이미 있으므로 다시 등록하지 않습니다. 자세한 범위와 배치 절차는 설치 안내 — v8 기준정보 초기 DB를 봅니다.</w:t>
       </w:r>
     </w:p>
     <w:tbl>
@@ -3195,19 +3069,7 @@
         <w:pStyle w:val="Compact"/>
       </w:pPr>
       <w:r>
-        <w:t xml:space="preserve">빈 DB에서 시작한다면 직원·공급처·품목을 CSV로 정리합니다(헤더 양식</w:t>
-      </w:r>
-      <w:r>
-        <w:t xml:space="preserve"> </w:t>
-      </w:r>
-      <w:r>
-        <w:rPr>
-          <w:rStyle w:val="VerbatimChar"/>
-        </w:rPr>
-        <w:t xml:space="preserve">backend/apps/inventory/seed/templates/</w:t>
-      </w:r>
-      <w:r>
-        <w:t xml:space="preserve">). 품목은 품목코드·구분(원료·포장재·반제품·완제품)·품명·기준단위가 필수이고, LOT 약어·표준 중량·소비기한(개월 또는 일수 중 하나)·원산지·식품유형·품목제조보고번호·최소 재고·재고 관리 여부를 함께 넣습니다. 전달 초기 DB를 쓴다면 실제 직원 CSV만 준비하고 기존 품목·공급처 목록을 확인합니다.</w:t>
+        <w:t>실제 직원은 처음 설정 또는 직원 관리 화면에서 등록합니다. 빈 DB에서 시작한다면 공급처·품목을 CSV로 정리합니다(헤더 양식 backend/apps/inventory/seed/templates/). 품목은 품목코드·구분·품명·기준단위가 필수이며 LOT 약어·표준 중량·소비기한·원산지 등 업무 정보를 함께 준비합니다. 전달 초기 DB를 쓴다면 기존 품목·공급처 목록을 확인합니다. 직원 CSV 일괄 등록이 필요하면 설치 담당자가 가져오기 명령을 사용할 수 있습니다.</w:t>
       </w:r>
     </w:p>
     <w:p>
@@ -4924,23 +4786,7 @@
         <w:pStyle w:val="Compact"/>
       </w:pPr>
       <w:r>
-        <w:t xml:space="preserve">수불대장에서</w:t>
-      </w:r>
-      <w:r>
-        <w:t xml:space="preserve"> </w:t>
-      </w:r>
-      <w:r>
-        <w:rPr>
-          <w:bCs/>
-          <w:b/>
-        </w:rPr>
-        <w:t xml:space="preserve">[입고 일괄 업로드]</w:t>
-      </w:r>
-      <w:r>
-        <w:t xml:space="preserve"> </w:t>
-      </w:r>
-      <w:r>
-        <w:t xml:space="preserve">→ 담당자를 고릅니다.</w:t>
+        <w:t>수불대장에서 [더보기] → [입고 일괄 업로드] → 담당자를 고릅니다.</w:t>
       </w:r>
     </w:p>
     <w:p>
@@ -5605,36 +5451,7 @@
         <w:pStyle w:val="Compact"/>
       </w:pPr>
       <w:r>
-        <w:t xml:space="preserve">수불대장에서</w:t>
-      </w:r>
-      <w:r>
-        <w:t xml:space="preserve"> </w:t>
-      </w:r>
-      <w:r>
-        <w:rPr>
-          <w:bCs/>
-          <w:b/>
-        </w:rPr>
-        <w:t xml:space="preserve">[입고 취소]</w:t>
-      </w:r>
-      <w:r>
-        <w:t xml:space="preserve"> </w:t>
-      </w:r>
-      <w:r>
-        <w:t xml:space="preserve">→ 취소할 입고를 고릅니다(또는 입고 상세의</w:t>
-      </w:r>
-      <w:r>
-        <w:t xml:space="preserve"> </w:t>
-      </w:r>
-      <w:r>
-        <w:rPr>
-          <w:bCs/>
-          <w:b/>
-        </w:rPr>
-        <w:t xml:space="preserve">[입고 취소]</w:t>
-      </w:r>
-      <w:r>
-        <w:t xml:space="preserve">).</w:t>
+        <w:t>수불대장에서 [더보기] → [입고 취소] → 취소할 입고를 고릅니다(또는 입고 상세의 [입고 취소]).</w:t>
       </w:r>
     </w:p>
     <w:p>
@@ -6483,72 +6300,23 @@
         <w:pStyle w:val="BodyText"/>
       </w:pPr>
       <w:r>
-        <w:rPr>
-          <w:bCs/>
-          <w:b/>
-        </w:rPr>
-        <w:t xml:space="preserve">사용 순서</w:t>
-      </w:r>
-      <w:r>
-        <w:t xml:space="preserve">: 탭</w:t>
-      </w:r>
-      <w:r>
-        <w:t xml:space="preserve"> </w:t>
-      </w:r>
-      <w:r>
-        <w:rPr>
-          <w:bCs/>
-          <w:b/>
-        </w:rPr>
-        <w:t xml:space="preserve">수불 내역</w:t>
-      </w:r>
-      <w:r>
-        <w:t xml:space="preserve"> </w:t>
-      </w:r>
-      <w:r>
-        <w:t xml:space="preserve">→ 기간·검색·LOT·kg/g 표시 → 조회.</w:t>
-      </w:r>
-      <w:r>
-        <w:t xml:space="preserve"> </w:t>
-      </w:r>
-      <w:r>
-        <w:rPr>
-          <w:bCs/>
-          <w:b/>
-        </w:rPr>
-        <w:t xml:space="preserve">[엑셀 다운로드]</w:t>
-      </w:r>
-      <w:r>
-        <w:t xml:space="preserve"> </w:t>
-      </w:r>
-      <w:r>
-        <w:t xml:space="preserve">·</w:t>
-      </w:r>
-      <w:r>
-        <w:t xml:space="preserve"> </w:t>
-      </w:r>
-      <w:r>
-        <w:rPr>
-          <w:bCs/>
-          <w:b/>
-        </w:rPr>
-        <w:t xml:space="preserve">[인쇄 / PDF]</w:t>
-      </w:r>
-      <w:r>
-        <w:t xml:space="preserve">(품목을 골라</w:t>
-      </w:r>
-      <w:r>
-        <w:t xml:space="preserve"> </w:t>
-      </w:r>
-      <w:r>
-        <w:rPr>
-          <w:bCs/>
-          <w:b/>
-        </w:rPr>
-        <w:t xml:space="preserve">[선택 n개 인쇄]</w:t>
-      </w:r>
-      <w:r>
-        <w:t xml:space="preserve">, 전체 선택은 화면 한 쪽이 아니라 조회 결과 전체).</w:t>
+        <w:t>사용 순서: 수불 내역 탭에서 품목명·코드·LOT를 검색하고 전체·입고·출고, 조회 기간, kg/g 표시를 고릅니다. 날짜 범위를 누르면 오늘·이번 달·최근 3개월·최근 6개월·최근 1년과 직접 입력이 열립니다. 직접 입력은 [적용]을 눌러 반영하고, [이전 달]·[다음 달]로 월을 옮깁니다.</w:t>
+      </w:r>
+    </w:p>
+    <w:p>
+      <w:pPr>
+        <w:pStyle w:val="BodyText"/>
+      </w:pPr>
+      <w:r>
+        <w:t>취소 입고 이력과 정렬은 [상세 조건]에서 바꿉니다. 접어도 적용 중인 조건이 요약되어 보입니다. 표 머리글을 눌러 정렬 방향을 바꿀 수도 있습니다. 기간 오류가 나면 기존 조회 조건은 유지됩니다.</w:t>
+      </w:r>
+    </w:p>
+    <w:p>
+      <w:pPr>
+        <w:pStyle w:val="BodyText"/>
+      </w:pPr>
+      <w:r>
+        <w:t>[내보내기] → [엑셀 다운로드] 또는 [인쇄 / PDF]를 누릅니다. 인쇄할 품목을 골라 [선택 n개 인쇄]를 누르며, 전체 선택은 조회 결과 전체 품목을 대상으로 합니다. 입고 일괄 업로드·입고 취소·품목 삭제·새로고침은 [더보기]에 있습니다.</w:t>
       </w:r>
     </w:p>
     <w:p>
@@ -6615,30 +6383,7 @@
         <w:pStyle w:val="FirstParagraph"/>
       </w:pPr>
       <w:r>
-        <w:rPr>
-          <w:bCs/>
-          <w:b/>
-        </w:rPr>
-        <w:t xml:space="preserve">사용 순서</w:t>
-      </w:r>
-      <w:r>
-        <w:t xml:space="preserve">: 탭</w:t>
-      </w:r>
-      <w:r>
-        <w:t xml:space="preserve"> </w:t>
-      </w:r>
-      <w:r>
-        <w:rPr>
-          <w:bCs/>
-          <w:b/>
-        </w:rPr>
-        <w:t xml:space="preserve">현재고</w:t>
-      </w:r>
-      <w:r>
-        <w:t xml:space="preserve"> </w:t>
-      </w:r>
-      <w:r>
-        <w:t xml:space="preserve">→ 품목·LOT·소비기한·사용 가능 여부로 거르기.</w:t>
+        <w:t>사용 순서: 현재고 탭에서 품목명·코드·LOT를 검색합니다. [상세 조건]에서 부족 품목만·소진 LOT 포함·소비기한·정렬을 고릅니다. 엑셀·인쇄는 [내보내기]에서 실행합니다.</w:t>
       </w:r>
     </w:p>
     <w:p>
@@ -6765,52 +6510,7 @@
         <w:pStyle w:val="Note"/>
       </w:pPr>
       <w:r>
-        <w:rPr>
-          <w:rStyle w:val="VerbatimChar"/>
-        </w:rPr>
-        <w:t xml:space="preserve">F-INV-04</w:t>
-      </w:r>
-      <w:r>
-        <w:t xml:space="preserve">~</w:t>
-      </w:r>
-      <w:r>
-        <w:rPr>
-          <w:rStyle w:val="VerbatimChar"/>
-        </w:rPr>
-        <w:t xml:space="preserve">06</w:t>
-      </w:r>
-      <w:r>
-        <w:t xml:space="preserve"> </w:t>
-      </w:r>
-      <w:r>
-        <w:t xml:space="preserve">· 현재 기준 2026-10-27 · API</w:t>
-      </w:r>
-      <w:r>
-        <w:t xml:space="preserve"> </w:t>
-      </w:r>
-      <w:r>
-        <w:rPr>
-          <w:rStyle w:val="VerbatimChar"/>
-        </w:rPr>
-        <w:t xml:space="preserve">ledger/</w:t>
-      </w:r>
-      <w:r>
-        <w:t xml:space="preserve">·</w:t>
-      </w:r>
-      <w:r>
-        <w:rPr>
-          <w:rStyle w:val="VerbatimChar"/>
-        </w:rPr>
-        <w:t xml:space="preserve">stock/</w:t>
-      </w:r>
-      <w:r>
-        <w:t xml:space="preserve">·</w:t>
-      </w:r>
-      <w:r>
-        <w:rPr>
-          <w:rStyle w:val="VerbatimChar"/>
-        </w:rPr>
-        <w:t xml:space="preserve">lots/{id}/</w:t>
+        <w:t>F-INV-04~06 · 현재 기준 2026-10-31 · API ledger/·stock/·lots/{id}/</w:t>
       </w:r>
     </w:p>
     <w:p>
@@ -7533,27 +7233,55 @@
         <w:pStyle w:val="Compact"/>
       </w:pPr>
       <w:r>
-        <w:rPr>
-          <w:bCs/>
-          <w:b/>
-        </w:rPr>
-        <w:t xml:space="preserve">[저장]</w:t>
-      </w:r>
-      <w:r>
-        <w:t xml:space="preserve">. 생산에 쓰인 BOM이면 버튼이</w:t>
-      </w:r>
-      <w:r>
-        <w:t xml:space="preserve"> </w:t>
-      </w:r>
-      <w:r>
-        <w:rPr>
-          <w:bCs/>
-          <w:b/>
-        </w:rPr>
-        <w:t xml:space="preserve">[새 버전 저장]</w:t>
-      </w:r>
-      <w:r>
-        <w:t xml:space="preserve">으로 바뀝니다.</w:t>
+        <w:t>배합이나 적용 시작일을 바꾸면 [새 버전으로 저장 (권장)]을 선택하고 [저장]합니다. 생산에 연결된 이력이 없는 버전만 [이 버전에 덮어쓰기]를 선택할 수 있습니다.</w:t>
+      </w:r>
+    </w:p>
+    <w:p>
+      <w:pPr>
+        <w:pStyle w:val="BodyText"/>
+      </w:pPr>
+      <w:r>
+        <w:t>새 버전을 저장할 때는 [저장 후 활성화], [비활성으로 저장], [취소] 중에서 고릅니다. 비활성으로 저장하면 기존 활성 버전을 유지하며, 취소하면 저장하지 않습니다.</w:t>
+      </w:r>
+    </w:p>
+    <w:p>
+      <w:pPr>
+        <w:pStyle w:val="BodyText"/>
+      </w:pPr>
+      <w:r>
+        <w:t>메모나 사용 상태만 바꾸면 기존 버전에 저장됩니다. 배합·적용일·메모·상태가 모두 같으면 저장하지 않습니다. 1kg과 1000g처럼 환산한 수량이 같거나 원료 나열 순서만 바뀐 경우도 같은 배합으로 봅니다.</w:t>
+      </w:r>
+    </w:p>
+    <w:p>
+      <w:pPr>
+        <w:pStyle w:val="Heading4"/>
+      </w:pPr>
+      <w:r>
+        <w:t>활성 버전과 이전 버전</w:t>
+      </w:r>
+    </w:p>
+    <w:p>
+      <w:pPr>
+        <w:pStyle w:val="BodyText"/>
+      </w:pPr>
+      <w:r>
+        <w:t>활성 BOM은 품목당 0개 또는 1개입니다. 새 생산계획은 활성 버전을 사용합니다. 목록에서 다른 버전을 활성화하면 기존 활성 버전은 즉시 비활성으로 바뀝니다. 현재 활성 버튼을 다시 누르면 비활성화 여부를 확인합니다.</w:t>
+      </w:r>
+    </w:p>
+    <w:p>
+      <w:pPr>
+        <w:pStyle w:val="BodyText"/>
+      </w:pPr>
+      <w:r>
+        <w:t>품목별 목록을 펼쳐 버전을 비교합니다. 활성 버전은 품목 안의 맨 위에 표시되고, 비활성 버전에 계획·진행 생산이 남아 있으면 이전 버전과 진행 중 건수가 표시됩니다. 연결된 생산지시는 원래 BOM을 유지합니다.</w:t>
+      </w:r>
+    </w:p>
+    <w:p>
+      <w:pPr>
+        <w:pStyle w:val="BodyText"/>
+      </w:pPr>
+      <w:r>
+        <w:t>모든 버전을 비활성화하면 새 생산계획을 등록할 수 없습니다. BOM 관리에서 사용할 버전을 먼저 활성화합니다. 활성화는 적용일에 맞춰 자동 예약되는 기능이 아닙니다.</w:t>
       </w:r>
     </w:p>
     <w:bookmarkEnd w:id="49"/>
@@ -7918,23 +7646,7 @@
         <w:pStyle w:val="Compact"/>
       </w:pPr>
       <w:r>
-        <w:t xml:space="preserve">새 BOM 또는 새 버전(복사)이 생깁니다.</w:t>
-      </w:r>
-      <w:r>
-        <w:t xml:space="preserve"> </w:t>
-      </w:r>
-      <w:r>
-        <w:rPr>
-          <w:bCs/>
-          <w:b/>
-        </w:rPr>
-        <w:t xml:space="preserve">생산에 쓰인 버전은 고칠 수 없고</w:t>
-      </w:r>
-      <w:r>
-        <w:t xml:space="preserve"> </w:t>
-      </w:r>
-      <w:r>
-        <w:t xml:space="preserve">새 버전으로 저장되어, 이미 만든 생산 기록의 기준이 보존됩니다.</w:t>
+        <w:t>배합을 새 버전으로 저장하면 기존 생산 기록의 기준이 보존됩니다. 생산에 연결된 버전은 배합·적용일을 덮어쓸 수 없으며, 메모·활성 상태는 기존 버전에서 바꿀 수 있습니다.</w:t>
       </w:r>
     </w:p>
     <w:p>
@@ -7946,33 +7658,7 @@
         <w:pStyle w:val="Compact"/>
       </w:pPr>
       <w:r>
-        <w:t xml:space="preserve">생산에 쓰이지 않은 BOM은</w:t>
-      </w:r>
-      <w:r>
-        <w:t xml:space="preserve"> </w:t>
-      </w:r>
-      <w:r>
-        <w:rPr>
-          <w:bCs/>
-          <w:b/>
-        </w:rPr>
-        <w:t xml:space="preserve">[삭제]</w:t>
-      </w:r>
-      <w:r>
-        <w:t xml:space="preserve">, 쓰인 BOM은</w:t>
-      </w:r>
-      <w:r>
-        <w:t xml:space="preserve"> </w:t>
-      </w:r>
-      <w:r>
-        <w:rPr>
-          <w:bCs/>
-          <w:b/>
-        </w:rPr>
-        <w:t xml:space="preserve">[사용 중지]</w:t>
-      </w:r>
-      <w:r>
-        <w:t xml:space="preserve">만 할 수 있습니다.</w:t>
+        <w:t>생산 연결 이력이 없는 BOM만 [삭제]할 수 있습니다. 연결 이력이 있으면 삭제가 제한되며, 비활성화해도 기존 생산지시와 이력은 유지됩니다.</w:t>
       </w:r>
     </w:p>
     <w:p>
@@ -7980,40 +7666,7 @@
         <w:pStyle w:val="Note"/>
       </w:pPr>
       <w:r>
-        <w:rPr>
-          <w:rStyle w:val="VerbatimChar"/>
-        </w:rPr>
-        <w:t xml:space="preserve">F-PRD-01</w:t>
-      </w:r>
-      <w:r>
-        <w:t xml:space="preserve"> </w:t>
-      </w:r>
-      <w:r>
-        <w:t xml:space="preserve">· 현재 기준 2026-10-27 · API</w:t>
-      </w:r>
-      <w:r>
-        <w:t xml:space="preserve"> </w:t>
-      </w:r>
-      <w:r>
-        <w:rPr>
-          <w:rStyle w:val="VerbatimChar"/>
-        </w:rPr>
-        <w:t xml:space="preserve">boms/</w:t>
-      </w:r>
-      <w:r>
-        <w:t xml:space="preserve"> </w:t>
-      </w:r>
-      <w:r>
-        <w:t xml:space="preserve">· 표</w:t>
-      </w:r>
-      <w:r>
-        <w:t xml:space="preserve"> </w:t>
-      </w:r>
-      <w:r>
-        <w:rPr>
-          <w:rStyle w:val="VerbatimChar"/>
-        </w:rPr>
-        <w:t xml:space="preserve">boms</w:t>
+        <w:t>F-PRD-01 · 현재 기준 2026-10-31 · API boms/ · 표 boms</w:t>
       </w:r>
     </w:p>
     <w:p>
@@ -8472,43 +8125,7 @@
         <w:pStyle w:val="BodyText"/>
       </w:pPr>
       <w:r>
-        <w:rPr>
-          <w:bCs/>
-          <w:b/>
-        </w:rPr>
-        <w:t xml:space="preserve">사용 순서</w:t>
-      </w:r>
-      <w:r>
-        <w:t xml:space="preserve">:</w:t>
-      </w:r>
-      <w:r>
-        <w:t xml:space="preserve"> </w:t>
-      </w:r>
-      <w:r>
-        <w:rPr>
-          <w:bCs/>
-          <w:b/>
-        </w:rPr>
-        <w:t xml:space="preserve">[+ 새 생산 계획]</w:t>
-      </w:r>
-      <w:r>
-        <w:t xml:space="preserve"> </w:t>
-      </w:r>
-      <w:r>
-        <w:t xml:space="preserve">→ 품목·계획 수량·계획일 → 필요한 원료와 가용재고를 미리 확인 →</w:t>
-      </w:r>
-      <w:r>
-        <w:t xml:space="preserve"> </w:t>
-      </w:r>
-      <w:r>
-        <w:rPr>
-          <w:bCs/>
-          <w:b/>
-        </w:rPr>
-        <w:t xml:space="preserve">[계획 등록]</w:t>
-      </w:r>
-      <w:r>
-        <w:t xml:space="preserve">.</w:t>
+        <w:t>사용 순서: [+ 새 생산 계획] → 품목·계획 수량·계획일 → 적용할 활성 BOM 버전과 필요한 원료·가용재고를 미리 확인 → [계획 등록]. 활성 BOM이 없으면 [BOM 관리]에서 먼저 활성화합니다. 확인한 뒤 활성 버전이 바뀌었다는 안내가 나오면 화면을 새로 고쳐 적용 BOM을 다시 확인합니다.</w:t>
       </w:r>
     </w:p>
     <w:p>
@@ -8613,6 +8230,38 @@
     </w:p>
     <w:p>
       <w:pPr>
+        <w:pStyle w:val="Heading4"/>
+      </w:pPr>
+      <w:r>
+        <w:t>시작 전 계획의 BOM이 바뀌었을 때</w:t>
+      </w:r>
+    </w:p>
+    <w:p>
+      <w:pPr>
+        <w:pStyle w:val="BodyText"/>
+      </w:pPr>
+      <w:r>
+        <w:t>이전 버전 계획의 상세를 열거나 생산을 시작할 때 [BOM이 v1 → v2로 변경되었습니다] 안내가 나올 수 있습니다. [v1 그대로 진행]으로 기존 배합을 유지하거나 [v2로 새로 만들기]로 전환합니다.</w:t>
+      </w:r>
+    </w:p>
+    <w:p>
+      <w:pPr>
+        <w:pStyle w:val="BodyText"/>
+      </w:pPr>
+      <w:r>
+        <w:t>새로 만들기는 기존 계획을 취소하고 활성 BOM 기준의 새 계획을 등록합니다. 계획일·계획량·제조일·메모는 이어받지만 배치번호는 새로 정해지며 원료 배정은 복사하지 않습니다. 새 배치에서 소요량과 LOT 배분을 다시 확인합니다.</w:t>
+      </w:r>
+    </w:p>
+    <w:p>
+      <w:pPr>
+        <w:pStyle w:val="BodyText"/>
+      </w:pPr>
+      <w:r>
+        <w:t>이 전환은 시작 전 계획에서만 가능합니다. 이미 진행 중인 배치는 연결된 이전 BOM으로 계속 처리합니다. BOM 활성화만으로 기존 계획이나 생산 기록이 자동 변경되지는 않습니다.</w:t>
+      </w:r>
+    </w:p>
+    <w:p>
+      <w:pPr>
         <w:numPr>
           <w:ilvl w:val="0"/>
           <w:numId w:val="1022"/>
@@ -8645,55 +8294,8 @@
         <w:pStyle w:val="Compact"/>
       </w:pPr>
       <w:r>
-        <w:rPr>
-          <w:bCs/>
-          <w:b/>
-        </w:rPr>
-        <w:t xml:space="preserve">같은 처리 안에서 CCP-1P·2B·3P 일지</w:t>
-      </w:r>
-      <w:r>
-        <w:t xml:space="preserve">가 만들어지고, 생산일지 양식이 설치돼 있으면</w:t>
-      </w:r>
-      <w:r>
-        <w:t xml:space="preserve"> </w:t>
-      </w:r>
-      <w:r>
-        <w:rPr>
-          <w:bCs/>
-          <w:b/>
-        </w:rPr>
-        <w:t xml:space="preserve">생산일지</w:t>
-      </w:r>
-      <w:r>
-        <w:t xml:space="preserve">도 만들어집니다 → 배치 상세</w:t>
-      </w:r>
-      <w:r>
-        <w:t xml:space="preserve"> </w:t>
-      </w:r>
-      <w:r>
-        <w:rPr>
-          <w:bCs/>
-          <w:b/>
-        </w:rPr>
-        <w:t xml:space="preserve">[연결 문서]</w:t>
-      </w:r>
-      <w:r>
-        <w:t xml:space="preserve"> </w:t>
-      </w:r>
-      <w:r>
-        <w:t xml:space="preserve">탭,</w:t>
-      </w:r>
-      <w:r>
-        <w:t xml:space="preserve"> </w:t>
-      </w:r>
-      <w:hyperlink w:anchor="doc-ccp-모니터링일지-공통">
-        <w:r>
-          <w:rPr>
-            <w:rStyle w:val="Hyperlink"/>
-          </w:rPr>
-          <w:t xml:space="preserve">문서·결재 기능 안내 8장</w:t>
-        </w:r>
-      </w:hyperlink>
+        <w:t>품목별 CCP 설정에 지정된 일지가 생산 시작과 함께 만들어지고, 생산일지 양식이 설치돼 있으면 생산일지도 만들어집니다. 설정은 생산 기준정보 → [품목별 CCP]에서 확인합니다. 이미 시작한 배치의 문서는 설정을 바꿔도 그대로입니다 → 배치 상세 [연결 문서] 탭, 문서·결재 기능 안내 11.4</w:t>
+      </w:r>
     </w:p>
     <w:p>
       <w:pPr>
@@ -9220,49 +8822,7 @@
         <w:pStyle w:val="Note"/>
       </w:pPr>
       <w:r>
-        <w:rPr>
-          <w:rStyle w:val="VerbatimChar"/>
-        </w:rPr>
-        <w:t xml:space="preserve">F-PRD-02</w:t>
-      </w:r>
-      <w:r>
-        <w:t xml:space="preserve">~</w:t>
-      </w:r>
-      <w:r>
-        <w:rPr>
-          <w:rStyle w:val="VerbatimChar"/>
-        </w:rPr>
-        <w:t xml:space="preserve">07</w:t>
-      </w:r>
-      <w:r>
-        <w:t xml:space="preserve"> </w:t>
-      </w:r>
-      <w:r>
-        <w:t xml:space="preserve">· 현재 기준 2026-10-27 · API</w:t>
-      </w:r>
-      <w:r>
-        <w:t xml:space="preserve"> </w:t>
-      </w:r>
-      <w:r>
-        <w:rPr>
-          <w:rStyle w:val="VerbatimChar"/>
-        </w:rPr>
-        <w:t xml:space="preserve">batches/</w:t>
-      </w:r>
-      <w:r>
-        <w:t xml:space="preserve"> </w:t>
-      </w:r>
-      <w:r>
-        <w:t xml:space="preserve">· 표</w:t>
-      </w:r>
-      <w:r>
-        <w:t xml:space="preserve"> </w:t>
-      </w:r>
-      <w:r>
-        <w:rPr>
-          <w:rStyle w:val="VerbatimChar"/>
-        </w:rPr>
-        <w:t xml:space="preserve">production_batches</w:t>
+        <w:t>F-PRD-02~07 · 현재 기준 2026-10-31 · API batches/ · 표 production_batches</w:t>
       </w:r>
     </w:p>
     <w:p>
@@ -9787,30 +9347,7 @@
         <w:pStyle w:val="BodyText"/>
       </w:pPr>
       <w:r>
-        <w:rPr>
-          <w:bCs/>
-          <w:b/>
-        </w:rPr>
-        <w:t xml:space="preserve">사용 순서</w:t>
-      </w:r>
-      <w:r>
-        <w:t xml:space="preserve">: 수불대장</w:t>
-      </w:r>
-      <w:r>
-        <w:t xml:space="preserve"> </w:t>
-      </w:r>
-      <w:r>
-        <w:rPr>
-          <w:bCs/>
-          <w:b/>
-        </w:rPr>
-        <w:t xml:space="preserve">[품목 삭제]</w:t>
-      </w:r>
-      <w:r>
-        <w:t xml:space="preserve"> </w:t>
-      </w:r>
-      <w:r>
-        <w:t xml:space="preserve">→ 담당자·지울 품목(1~500개) → 미리 보기에서 지울 수 있는 품목과 막힌 이유 확인 → 확정.</w:t>
+        <w:t>사용 순서: 수불대장 [더보기] → [품목 삭제] → 담당자·지울 품목(1~500개) → 미리 보기에서 지울 수 있는 품목과 막힌 이유 확인 → 확정.</w:t>
       </w:r>
     </w:p>
     <w:tbl>
@@ -10341,10 +9878,7 @@
               <w:jc w:val="left"/>
             </w:pPr>
             <w:r>
-              <w:rPr>
-                <w:sz w:val="18"/>
-              </w:rPr>
-              <w:t xml:space="preserve">기준 배합표. 생산에 쓰인 버전은 고치지 않고 새 버전을 만듦</w:t>
+              <w:t>기준 배합표. 새 계획에는 활성 버전을 쓰고, 기존 배치에는 연결된 버전을 유지함</w:t>
             </w:r>
           </w:p>
         </w:tc>
@@ -23035,10 +22569,7 @@
               <w:jc w:val="left"/>
             </w:pPr>
             <w:r>
-              <w:rPr>
-                <w:sz w:val="18"/>
-              </w:rPr>
-              <w:t xml:space="preserve">CCP-1P · CCP-2B · CCP-3P 각 1건, 생산일지 양식이 설치돼 있으면 생산일지 1건</w:t>
+              <w:t>품목별 CCP 설정에서 지정한 일지 각 1건, 생산일지 양식이 설치돼 있으면 생산일지 1건</w:t>
             </w:r>
           </w:p>
         </w:tc>
@@ -31318,36 +30849,7 @@
               <w:jc w:val="left"/>
             </w:pPr>
             <w:r>
-              <w:rPr>
-                <w:sz w:val="18"/>
-              </w:rPr>
-              <w:t xml:space="preserve">제조 배치의</w:t>
-            </w:r>
-            <w:r>
-              <w:rPr>
-                <w:sz w:val="18"/>
-              </w:rPr>
-              <w:t xml:space="preserve"> </w:t>
-            </w:r>
-            <w:r>
-              <w:rPr>
-                <w:bCs/>
-                <w:b/>
-                <w:sz w:val="18"/>
-              </w:rPr>
-              <w:t xml:space="preserve">생산을 시작할 때</w:t>
-            </w:r>
-            <w:r>
-              <w:rPr>
-                <w:sz w:val="18"/>
-              </w:rPr>
-              <w:t xml:space="preserve"> </w:t>
-            </w:r>
-            <w:r>
-              <w:rPr>
-                <w:sz w:val="18"/>
-              </w:rPr>
-              <w:t xml:space="preserve">배치마다 CCP-1P·2B·3P 한 건씩 자동으로. 포장 배치와 취소된 배치에는 생기지 않습니다. 생산 시작 전(계획) 배치에는 아직 없습니다.</w:t>
+              <w:t>제조 배치의 생산을 시작할 때 품목별 CCP 설정에 지정된 일지를 각 1건씩 자동으로 만듭니다. CCP 없음인 품목에는 만들지 않습니다. 포장 배치·취소된 배치·생산 시작 전 계획에는 생기지 않습니다.</w:t>
             </w:r>
           </w:p>
         </w:tc>
